--- a/docs/MDPAR-H_EIC_Pathfinder_DeepRAP_2026_PartB_submission.docx
+++ b/docs/MDPAR-H_EIC_Pathfinder_DeepRAP_2026_PartB_submission.docx
@@ -171,7 +171,7 @@
     </w:p>
     <w:p>
       <w:r>
-        <w:t>Over 36 months, MDPAR-H will map the external domain of validity of an already formalised, executable and internally validated structural-cognitive architecture. The funded action starts from a stronger grant-start baseline than the submission baseline: the independently ongoing first human-grounded CONVERGENT/DIVERGENT study will be scientifically concluded and frozen as Background by 15 March 2027, irrespective of the EIC funding outcome, while the double-involution problem remains a Year-1 scientific closure problem whose precise solution is informed by the prospective symbolic evidence accumulated during the action. Following a positive funding decision, the remaining critical pre-start dependency is institutional/facility access for the controlled Year-2 bridge and later Year-3 embodied programme. The beneficiary therefore applies a self-imposed pre-signature feasibility gate: a documented USAL route or qualified European fallback must exist before grant signature; otherwise the beneficiary will not enter a grant agreement whose stated Year-2/Year-3 commitments it cannot credibly execute. The programme then increases independence in three stages: Year 1 maps the symbolic boundary and resolves the double-involution problem to a scientifically usable class or restriction; Year 2 first tests that closure in a controlled cross-domain environment and then removes common-design dependence through evidence-selected independent systems; Year 3 introduces multimodal and physical coupling. The output is a progressively sharper boundary map: where MDPAR-H transfers, where it requires restriction, and where a counterexample terminates a claimed class of applicability.</w:t>
+        <w:t>Over 36 months, MDPAR-H will map the external domain of validity of an already formalised, executable and internally validated structural-cognitive architecture. The funded action starts from a stronger grant-start baseline than the submission baseline: the independently ongoing first human-grounded CONVERGENT/DIVERGENT study will be scientifically concluded and frozen as Background by 15 March 2027, irrespective of the EIC funding outcome, while the double-involution problem remains a Year-1 scientific closure problem whose precise solution is informed by the prospective symbolic evidence accumulated during the action. Following a positive funding decision, formal access to the preferred USAL controlled cross-domain/robotics environment, or to a qualified European fallback, will be pursued during grant preparation through a Letter of Intent (LoI) or equivalent documented access route. The project then applies Stage-Gated Risk Management: progressively more resource-intensive commitments are activated only when the preceding scientific evidence makes the next boundary test informative. Year 1 maps the symbolic boundary and resolves the double-involution problem to a scientifically usable class or restriction; Year 2 first tests that closure in a controlled cross-domain environment and then removes common-design dependence through evidence-selected independent systems; Year 3 introduces multimodal and physical coupling. The output is a progressively sharper boundary map: where MDPAR-H transfers, where it requires restriction, and where a counterexample terminates a claimed class of applicability.</w:t>
       </w:r>
     </w:p>
     <w:p>
@@ -180,10 +180,15 @@
           <w:b/>
           <w:bCs/>
         </w:rPr>
-        <w:t>O1 - Freeze the established MDPAR-H object for prospective external testing without prematurely freezing the Year-1 mathematical answer. By Month 6, version-freeze the SCC/MDPAR definitions, invariant families, admissible transformation vocabulary, equivalence/correspondence rules, provenance requirements, semantic-leakage constraints, adapter-minimality criteria and falsification conditions already derived from v2.2.0. The independently ongoing pre-project human-grounded study is concluded and frozen by 15 March 2027 and registered as Background at M1; its supportive, conditional or null outcome is accepted without reinterpretation as a funded-project success criterion. For the double-involution problem, M3-M6 evidence may refine candidate realisation classes only as DEVELOPMENT evidence. Before confirmatory exposure, the resulting formulation must specify the admissible realisation class, the transformation/intertwining relation, the properties predicted to be preserved, explicit failure/counterexample conditions and the rule for projection into Year 2. The post-M6 held-out symbolic campaign then evaluates that frozen formulation. This separates mathematical construction from confirmatory evaluation and prevents moving goalposts.</w:t>
-      </w:r>
-      <w:r/>
-      <w:r/>
+        <w:t xml:space="preserve">O1 </w:t>
+      </w:r>
+      <w:r>
+        <w:t>- Freeze the established MDPAR-H object for prospective external testing without prematurely freezing the Year-1 mathematical answer. By Month 6, version-freeze the SCC/MDPAR definitions, invariant families, admissible transformation vocabulary, equivalence/correspondence rules, provenance requirements, semantic-</w:t>
+      </w:r>
+      <w:r>
+        <w:lastRenderedPageBreak/>
+        <w:t>leakage constraints, adapter-minimality criteria and falsification conditions already derived from v2.2.0. The independently ongoing pre-project human-grounded study is concluded and frozen by 15 March 2027 and registered as Background at M1; its supportive, conditional or null outcome is accepted without reinterpretation as a funded-project success criterion. For the double-involution problem, M3-M6 evidence may refine candidate realisation classes only as DEVELOPMENT evidence. Before confirmatory exposure, the resulting formulation must specify the admissible realisation class, the transformation/intertwining relation, the properties predicted to be preserved, explicit failure/counterexample conditions and the rule for projection into Year 2. The post-M6 held-out symbolic campaign then evaluates that frozen formulation. This separates mathematical construction from confirmatory evaluation and prevents moving goalposts.</w:t>
+      </w:r>
     </w:p>
     <w:p>
       <w:r>
@@ -203,9 +208,11 @@
           <w:b/>
           <w:bCs/>
         </w:rPr>
-        <w:t>O3 - Delimit the controlled cross-domain and independent intersystem boundaries. 'Controlled cross-domain' means that the application domain changes while SCC definitions, metrology, observability rules, failure semantics and experimental authority remain fixed; this isolates domain transfer before architectural independence is introduced. Year 2 begins with this Phase-A transfer, preferably in the USAL environment secured before grant signature under the beneficiary's pre-signature feasibility gate. Prospectively governed calibration may refine only the operational mapping, observable interface or representational transformation required by genuinely new cross-domain conditions; it may not alter SCC state meaning, historical evidence, frozen success/falsification criteria or failure semantics. Each calibrated version is frozen before evaluation. Phase B then tests that frozen output on independently engineered systems: systems not designed or modified to satisfy SCC/MDPAR criteria and not using MDPAR's internal representation as their native reasoning state. A Phase-B system that contributes evidence to a new calibration cannot also serve as confirmatory evidence for that calibrated version unless a new held-out condition is used. External systems are selected by architectural independence, relevance to surviving invariant classes, native observability, adapter/ontology burden and ability to provide discriminative matches and non-matches, rather than by calendar. The endpoint is the class of MDPAR-H properties recoverable without common-design dependence.</w:t>
-      </w:r>
-      <w:r/>
+        <w:t>O3</w:t>
+      </w:r>
+      <w:r>
+        <w:t xml:space="preserve"> - Delimit the controlled cross-domain and independent intersystem boundaries. 'Controlled cross-domain' means that the application domain changes while SCC definitions, metrology, observability rules, failure semantics and experimental authority remain fixed; this isolates domain transfer before architectural independence is introduced. Year 2 begins with this Phase-A transfer, preferably through the USAL environment or qualified European fallback whose access route is pursued during grant preparation. MS2 does not require a supportive Year-1 result: positive, bounded or negative closure is admissible. Instead, MS2 determines whether and under what scientifically delimited conditions preparation of the later embodied programme remains informative. Prospectively governed calibration may refine only the operational mapping, observable interface or representational transformation required by genuinely new cross-domain conditions; it may not alter SCC state meaning, historical evidence, frozen success/falsification criteria or failure semantics. Each calibrated version is frozen before evaluation. Phase B then tests that frozen output on independently engineered systems: systems not designed or modified to satisfy SCC/MDPAR criteria and not using MDPAR's internal representation as their native reasoning state. A Phase-B system that contributes evidence to a new calibration cannot also serve as confirmatory evidence for that calibrated version unless a new held-out condition is used. External systems are selected by architectural independence, relevance to surviving invariant classes, native observability, adapter/ontology burden and ability to provide discriminative matches and non-matches, rather than by calendar. The endpoint is the class of MDPAR-H properties recoverable without common-design dependence.</w:t>
+      </w:r>
     </w:p>
     <w:p>
       <w:r>
@@ -213,9 +220,11 @@
           <w:b/>
           <w:bCs/>
         </w:rPr>
-        <w:t>O4 - Delimit the multimodal and embodied boundary. During Year 3, test invariant classes that met their frozen Year-2 confirmatory criterion within the declared M24 support matrix under perception-action coupling, partial observability, sensor disagreement, delay, replanning, actuator constraints, outages, fallback and recovery. Embodied preservation requires both competent task execution at the predefined capability/safety floor and preservation of the specific frozen structural or authority property under the designated perturbations; task completion alone is insufficient. Following a positive DeepRAP funding decision, the post-selection/grant-preparation window is used as the maximum-priority period to document the critical controlled infrastructure route, with USAL preferred and an equivalent European host/facility as fallback. This is a beneficiary-imposed pre-signature feasibility condition: at least one route must provide written access sufficient to make the controlled Year-2 bridge and later Year-3 simulated/physical programme realistically executable before the grant is signed. Experiment-specific robotics readiness remains a later M24 gate. The same institutional route supports the controlled Year-2 bridge and later simulated/physical environment.</w:t>
-      </w:r>
-      <w:r/>
+        <w:t>O4 -</w:t>
+      </w:r>
+      <w:r>
+        <w:t xml:space="preserve"> Delimit the multimodal and embodied boundary. During Year 3, test invariant classes that met their frozen Year-2 confirmatory criterion within the declared M24 support matrix under perception-action coupling, partial observability, sensor disagreement, delay, replanning, actuator constraints, outages, fallback and recovery. Embodied preservation requires both competent task execution at the predefined capability/safety floor and preservation of the specific frozen structural or authority property under the designated perturbations; task completion alone is insufficient. Following a positive DeepRAP funding decision, the grant-preparation window is used to pursue formal access to the preferred USAL environment, or an equivalent European host/facility, through a LoI or equivalent documented access route. MS2 authorises continued preparation only to the extent that its positive, bounded or negative closure leaves an informative embodied question. Resource-intensive physical-robotics execution is released only for invariant classes that satisfy the frozen Year-2 progression criterion at M24. Experiment-specific robotics safety, instrumentation and readiness are therefore an M24 gate rather than a pre-start assumption. This staged design avoids premature facility-intensive expenditure while preserving scientifically informative negative results.</w:t>
+      </w:r>
     </w:p>
     <w:p>
       <w:r>
@@ -281,7 +290,14 @@
         <w:rPr>
           <w:rFonts w:cs="Times New Roman"/>
         </w:rPr>
-        <w:t>MDPAR-H directly addresses DeepRAP's objective of trustworthy cognitive AI with stronger Reasoning, Abstraction and Planning capabilities. Its contribution is not another stand-alone foundation model. Within the demonstrated MDPAR domain, structural state, continuity, provenance and authority are already calculated and governed outside the semantic model; DeepRAP tests how far that separation remains recoverable when domains, systems and environments become externally independent.</w:t>
+        <w:t xml:space="preserve">MDPAR-H directly addresses DeepRAP's objective of trustworthy cognitive AI with stronger Reasoning, Abstraction and Planning capabilities. Its contribution is not another stand-alone foundation model. Within the demonstrated MDPAR domain, structural state, continuity, provenance and authority are already calculated and </w:t>
+      </w:r>
+      <w:r>
+        <w:rPr>
+          <w:rFonts w:cs="Times New Roman"/>
+        </w:rPr>
+        <w:lastRenderedPageBreak/>
+        <w:t>governed outside the semantic model; DeepRAP tests how far that separation remains recoverable when domains, systems and environments become externally independent.</w:t>
       </w:r>
     </w:p>
     <w:p>
@@ -305,7 +321,6 @@
         <w:rPr>
           <w:rFonts w:cs="Times New Roman"/>
         </w:rPr>
-        <w:lastRenderedPageBreak/>
         <w:t>The action contributes methods and metrics for reasoning/trustworthiness evaluation, explicit provenance and authority semantics, constrained-compute experiments, FAIR evidence packages, interoperability protocols and a TRL4 demonstrator. The pre-existing v2.2.0 instrument is the scientific starting point. Funded work is reserved for boundary testing, independent replication, cross-system transfer and embodiment — not for rebuilding capabilities already demonstrated.</w:t>
       </w:r>
     </w:p>
@@ -822,6 +837,7 @@
           <w:i/>
           <w:iCs/>
         </w:rPr>
+        <w:lastRenderedPageBreak/>
         <w:t>* Application-domain classification will be finalised against the selected demonstrator and available project/portfolio cooperation routes; it will not be used to redefine the scientific hypothesis.</w:t>
       </w:r>
     </w:p>
@@ -908,7 +924,6 @@
           <w:rFonts w:cs="Times New Roman"/>
           <w:b/>
         </w:rPr>
-        <w:lastRenderedPageBreak/>
         <w:t>1.2</w:t>
       </w:r>
       <w:r>
@@ -1075,7 +1090,14 @@
         <w:rPr>
           <w:rFonts w:cs="Times New Roman"/>
         </w:rPr>
-        <w:t>MDPAR v2.2.0 makes four epistemic layers explicit: (1) SCC, the formal language in which trajectory properties are defined; (2) MDPAR, the executable architecture that realises and governs them; (3) the Swagger assessment surface, which exposes the architecture operationally; and (4) MDPAR-H, the foundational proposition that gives those results their common theoretical meaning. The first three establish the property inside the current formal, computational and tested operational domain. DeepRAP does not fund a transition from 'unproven hypothesis' to 'working system'; it funds the cartography of the fourth layer's external boundary.</w:t>
+        <w:t xml:space="preserve">MDPAR v2.2.0 makes four epistemic layers explicit: (1) SCC, the formal language in which trajectory properties are defined; (2) MDPAR, the executable architecture that realises and governs them; (3) the Swagger assessment surface, which exposes the architecture operationally; and (4) MDPAR-H, the foundational proposition that gives those results their common theoretical meaning. The first three establish the property inside the current formal, </w:t>
+      </w:r>
+      <w:r>
+        <w:rPr>
+          <w:rFonts w:cs="Times New Roman"/>
+        </w:rPr>
+        <w:lastRenderedPageBreak/>
+        <w:t>computational and tested operational domain. DeepRAP does not fund a transition from 'unproven hypothesis' to 'working system'; it funds the cartography of the fourth layer's external boundary.</w:t>
       </w:r>
     </w:p>
     <w:p>
@@ -1146,7 +1168,6 @@
           <w:rFonts w:cs="Times New Roman"/>
           <w:b/>
         </w:rPr>
-        <w:lastRenderedPageBreak/>
         <w:t>Proposed technological breakthroughs</w:t>
       </w:r>
     </w:p>
@@ -1448,6 +1469,7 @@
               <w:rPr>
                 <w:rFonts w:cs="Times New Roman"/>
               </w:rPr>
+              <w:lastRenderedPageBreak/>
               <w:t>Semantic boundary / ontology-light projection</w:t>
             </w:r>
           </w:p>
@@ -1568,7 +1590,6 @@
               <w:rPr>
                 <w:rFonts w:cs="Times New Roman"/>
               </w:rPr>
-              <w:lastRenderedPageBreak/>
               <w:t>Degradation and recovery</w:t>
             </w:r>
           </w:p>
@@ -1747,6 +1768,7 @@
           <w:rFonts w:cs="Times New Roman"/>
           <w:b/>
         </w:rPr>
+        <w:lastRenderedPageBreak/>
         <w:t>Ambition beyond the state of the art</w:t>
       </w:r>
     </w:p>
@@ -1798,7 +1820,6 @@
           <w:rFonts w:cs="Times New Roman"/>
           <w:b/>
         </w:rPr>
-        <w:lastRenderedPageBreak/>
         <w:t>References cited in Section 1.2</w:t>
       </w:r>
     </w:p>
@@ -2467,6 +2488,7 @@
           <w:rFonts w:cs="Times New Roman"/>
           <w:b/>
         </w:rPr>
+        <w:lastRenderedPageBreak/>
         <w:t>1.3</w:t>
       </w:r>
       <w:r>
@@ -2609,14 +2631,7 @@
         <w:rPr>
           <w:rFonts w:cs="Times New Roman"/>
         </w:rPr>
-        <w:t xml:space="preserve">The project extends the evidence doctrine already developed in MDPAR into a prospective lifecycle: DEVELOPMENT -&gt; CONFIRMATORY -&gt; FROZEN. During DEVELOPMENT, instruments, candidate invariants, adapters and diagnostics may be refined. Before confirmatory exposure, the applicable hypothesis, invariant set, admissible transformations, endpoints, comparison rules, datasets/task generators, model settings, repetitions, failure taxonomy and analysis plan will be preregistered and version-frozen. CONFIRMATORY runs </w:t>
-      </w:r>
-      <w:r>
-        <w:rPr>
-          <w:rFonts w:cs="Times New Roman"/>
-        </w:rPr>
-        <w:lastRenderedPageBreak/>
-        <w:t>will then be executed without adapting the rule to observed outcomes. FROZEN packages retain supportive, negative, mixed and non-estimable results with immutable provenance.</w:t>
+        <w:t>The project extends the evidence doctrine already developed in MDPAR into a prospective lifecycle: DEVELOPMENT -&gt; CONFIRMATORY -&gt; FROZEN. During DEVELOPMENT, instruments, candidate invariants, adapters and diagnostics may be refined. Before confirmatory exposure, the applicable hypothesis, invariant set, admissible transformations, endpoints, comparison rules, datasets/task generators, model settings, repetitions, failure taxonomy and analysis plan will be preregistered and version-frozen. CONFIRMATORY runs will then be executed without adapting the rule to observed outcomes. FROZEN packages retain supportive, negative, mixed and non-estimable results with immutable provenance.</w:t>
       </w:r>
     </w:p>
     <w:p>
@@ -2707,7 +2722,11 @@
     </w:p>
     <w:p>
       <w:r>
-        <w:t>Year 1 operationalises O1-O2. The mature SCC/trajectory formalism is converted into a versioned confirmatory specification. The first human-grounded CONVERGENT/DIVERGENT study is an independently ongoing pre-project activity and is scientifically concluded and frozen by 15 March 2027, irrespective of EIC funding; at M1 it enters as Background rather than a Year-1 task. The double-involution problem remains open during DEVELOPMENT: M3-M6 may use pilot evidence to refine the admissible realisation class and its projection rule. At M6 that formulation is frozen; the post-M6 held-out symbolic campaign evaluates it. A Year-1 closure is sufficient only if it specifies the admissible class, transformation/intertwining relation, predicted preserved properties, explicit failure/counterexample conditions and a prospective Year-2 projection rule.</w:t>
+        <w:t xml:space="preserve">Year 1 operationalises O1-O2. The mature SCC/trajectory formalism is converted into a versioned confirmatory specification. The first human-grounded CONVERGENT/DIVERGENT study is an independently ongoing pre-project activity and is scientifically concluded and frozen by 15 March 2027, irrespective of EIC funding; at M1 it enters as Background rather than a Year-1 task. The double-involution problem remains open during DEVELOPMENT: M3-M6 may use pilot evidence to refine the admissible realisation class and its projection rule. </w:t>
+      </w:r>
+      <w:r>
+        <w:lastRenderedPageBreak/>
+        <w:t>At M6 that formulation is frozen; the post-M6 held-out symbolic campaign evaluates it. A Year-1 closure is sufficient only if it specifies the admissible class, transformation/intertwining relation, predicted preserved properties, explicit failure/counterexample conditions and a prospective Year-2 projection rule.</w:t>
       </w:r>
     </w:p>
     <w:p>
@@ -2763,7 +2782,6 @@
         <w:rPr>
           <w:rFonts w:cs="Times New Roman"/>
         </w:rPr>
-        <w:lastRenderedPageBreak/>
         <w:t xml:space="preserve">Formal endpoints and empirical </w:t>
       </w:r>
       <w:proofErr w:type="spellStart"/>
@@ -2845,7 +2863,14 @@
         <w:rPr>
           <w:rFonts w:cs="Times New Roman"/>
         </w:rPr>
-        <w:t xml:space="preserve">Shared benchmark tasks will contain expected matches and expected non-matches. Success therefore requires both recovery and rejection: systems that reach the same answer through structurally incompatible trajectories must not be declared invariant. </w:t>
+        <w:t xml:space="preserve">Shared benchmark tasks will contain expected matches and expected non-matches. Success therefore requires both recovery and rejection: systems that reach the same answer through structurally incompatible trajectories must not </w:t>
+      </w:r>
+      <w:r>
+        <w:rPr>
+          <w:rFonts w:cs="Times New Roman"/>
+        </w:rPr>
+        <w:lastRenderedPageBreak/>
+        <w:t xml:space="preserve">be declared invariant. </w:t>
       </w:r>
       <w:proofErr w:type="spellStart"/>
       <w:r>
@@ -2906,7 +2931,6 @@
           <w:rFonts w:cs="Times New Roman"/>
           <w:b/>
         </w:rPr>
-        <w:lastRenderedPageBreak/>
         <w:t>TRL4 integration without conflating demonstration and hypothesis support</w:t>
       </w:r>
     </w:p>
@@ -3020,6 +3044,7 @@
           <w:rFonts w:cs="Times New Roman"/>
           <w:b/>
         </w:rPr>
+        <w:lastRenderedPageBreak/>
         <w:t>High-risk issues and scientific decision rules</w:t>
       </w:r>
     </w:p>
@@ -3134,6 +3159,20 @@
           <w:rFonts w:cs="Times New Roman"/>
         </w:rPr>
         <w:t xml:space="preserve"> - Integration success mistaken for scientific confirmation: task/TRL endpoints and hypothesis endpoints are reported separately.</w:t>
+      </w:r>
+    </w:p>
+    <w:p>
+      <w:r>
+        <w:t>Stage-Gated Risk Management. MDPAR-H links experimental escalation to evidential readiness rather than to a favourable-result requirement. Following a positive funding decision, the preferred USAL route or a qualified European fallback i</w:t>
+      </w:r>
+      <w:r>
+        <w:t xml:space="preserve">s pursued during grant preparation through a LoI or equivalent documented access route. MS2 may close positively, in a bounded form, or through a negative/counterexample-based restriction; its role is to determine whether and under what conditions further </w:t>
+      </w:r>
+      <w:r>
+        <w:t xml:space="preserve">embodied preparation remains scientifically informative. Facility-intensive physical-robotics execution is not released at MS2. It is released only after MS4/M24 for invariant classes that satisfy the frozen Year-2 progression criterion. Thus increasingly </w:t>
+      </w:r>
+      <w:r>
+        <w:t>costly physical experimentation is undertaken only on a prospectively justified evidential basis, while negative results remain valid scientific outputs rather than budgetary failures.</w:t>
       </w:r>
     </w:p>
     <w:p>
@@ -3197,7 +3236,6 @@
         <w:spacing w:after="0"/>
       </w:pPr>
       <w:r>
-        <w:lastRenderedPageBreak/>
         <w:t>The project begins with a persistent pre-project evidence boundary rather than creating reproducibility infrastructure after award. The citable Background release is identified by Zenodo DOI 10.5281/zenodo.22818421, and the corresponding version-controlled scientific documentation, formalisation manuscript, C0-C12 run catalogue, reproducibility procedures and executable falsification commands are available in MDPAR-docs at https://github.com/ndrspgalan/MDPAR-docs. During the action, confirmatory freezes will receive new immutable release identifiers rather than overwriting this Background record. This allows reviewers, replicators and portfolio collaborators to distinguish pre-project provenance from funded Foreground and to reconstruct exactly which specification governed each result.</w:t>
       </w:r>
     </w:p>
@@ -3479,16 +3517,7 @@
         <w:spacing w:after="0"/>
       </w:pPr>
       <w:r>
-        <w:t>The economic unit is the minimum sufficient capability assigned to each bounded cognitive responsibility under unchanged quality and authorit</w:t>
-      </w:r>
-      <w:r>
-        <w:t>y floors. The v2.2.0 C9 result already shows why one-dimensional token optimisation is inadequate: reasoning tokens and wall time fell while total token work increased. A separate operational probe recorded EUR 0.41 provider cost, EUR 1.74 modelled profess</w:t>
-      </w:r>
-      <w:r>
-        <w:t>ional-work component, EUR 0.45 VAT and EUR 2.59 total modelled value over an approximately 87.308 s cycle; these are single-run metrological observations, not market prices or general savings. DeepRAP will extend this ledger prospectively across compute/co</w:t>
-      </w:r>
-      <w:r>
-        <w:t>st (C), time (T), infrastructure (I), maintenance (M) and capability/quality (Q).</w:t>
+        <w:t>The economic unit is the minimum sufficient capability assigned to each bounded cognitive responsibility under unchanged quality and authority floors. The v2.2.0 C9 result already shows why one-dimensional token optimisation is inadequate: reasoning tokens and wall time fell while total token work increased. A separate operational probe recorded EUR 0.41 provider cost, EUR 1.74 modelled professional-work component, EUR 0.45 VAT and EUR 2.59 total modelled value over an approximately 87.308 s cycle; these are single-run metrological observations, not market prices or general savings. DeepRAP will extend this ledger prospectively across compute/cost (C), time (T), infrastructure (I), maintenance (M) and capability/quality (Q).</w:t>
       </w:r>
     </w:p>
     <w:p>
@@ -3507,16 +3536,7 @@
         <w:spacing w:after="0"/>
       </w:pPr>
       <w:r>
-        <w:t>The professional consequence is a division of labour rather than authority t</w:t>
-      </w:r>
-      <w:r>
-        <w:t>ransfer. MDPAR can structure evidence, provenance, inference, uncertainty and missing bridges before a competent professional decides what those elements mean institutionally. The pre-project operational surface demonstrates feasibility in an evidence-inte</w:t>
-      </w:r>
-      <w:r>
-        <w:t>nsive workflow, including preservation of direct statements, third-party information, inferential attribution and unexamined surfaces. It does not confer legal, medical, regulatory or professional authority. The exploitable question is how much pre-judgeme</w:t>
-      </w:r>
-      <w:r>
-        <w:t>nt analytical work can become auditable infrastructure while responsibility for conclusions remains external to the system.</w:t>
+        <w:t>The professional consequence is a division of labour rather than authority transfer. MDPAR can structure evidence, provenance, inference, uncertainty and missing bridges before a competent professional decides what those elements mean institutionally. The pre-project operational surface demonstrates feasibility in an evidence-intensive workflow, including preservation of direct statements, third-party information, inferential attribution and unexamined surfaces. It does not confer legal, medical, regulatory or professional authority. The exploitable question is how much pre-judgement analytical work can become auditable infrastructure while responsibility for conclusions remains external to the system.</w:t>
       </w:r>
     </w:p>
     <w:p>
@@ -3535,16 +3555,7 @@
         <w:spacing w:after="0"/>
       </w:pPr>
       <w:r>
-        <w:t>A common structural procedure can reduce the ext</w:t>
-      </w:r>
-      <w:r>
-        <w:t xml:space="preserve">ent to which rhetorical fluency silently substitutes for evidential links: heterogeneous inputs can be subjected to the same separation of observation, inference, provenance, uncertainty and authority. This does not eliminate social bias or guarantee fair </w:t>
-      </w:r>
-      <w:r>
-        <w:t>outcomes, because OPEN observers and institutions can remain biased. It does make the route by which a claim acquired position in a record inspectable and challengeable. Cognitive sovereignty follows the same principle at system scale: external intelligenc</w:t>
-      </w:r>
-      <w:r>
-        <w:t>e may be used without surrendering the persistent record, its history or its authority to the provider.</w:t>
+        <w:t>A common structural procedure can reduce the extent to which rhetorical fluency silently substitutes for evidential links: heterogeneous inputs can be subjected to the same separation of observation, inference, provenance, uncertainty and authority. This does not eliminate social bias or guarantee fair outcomes, because OPEN observers and institutions can remain biased. It does make the route by which a claim acquired position in a record inspectable and challengeable. Cognitive sovereignty follows the same principle at system scale: external intelligence may be used without surrendering the persistent record, its history or its authority to the provider.</w:t>
       </w:r>
     </w:p>
     <w:p>
@@ -3563,16 +3574,7 @@
         <w:spacing w:after="0"/>
       </w:pPr>
       <w:r>
-        <w:t>MDPAR-H supports a narrower but con</w:t>
-      </w:r>
-      <w:r>
-        <w:t>sequential ontological reformulation: for the class of processes representable by SCC, identity may reside partly in relations and invariants that survive changes of realisation. This does not establish consciousness, a metaphysics of mind or literal spher</w:t>
-      </w:r>
-      <w:r>
-        <w:t xml:space="preserve">ical geometry of thought. It does separate properties often collapsed into one agent label: producing language, interpreting, remembering, preserving identity, deciding, being authorised and owning the process. Embodiment is the strongest external test of </w:t>
-      </w:r>
-      <w:r>
-        <w:t>that separation because physical action introduces partial observability, time, irreversibility and consequences that later explanation cannot rewrite.</w:t>
+        <w:t>MDPAR-H supports a narrower but consequential ontological reformulation: for the class of processes representable by SCC, identity may reside partly in relations and invariants that survive changes of realisation. This does not establish consciousness, a metaphysics of mind or literal spherical geometry of thought. It does separate properties often collapsed into one agent label: producing language, interpreting, remembering, preserving identity, deciding, being authorised and owning the process. Embodiment is the strongest external test of that separation because physical action introduces partial observability, time, irreversibility and consequences that later explanation cannot rewrite.</w:t>
       </w:r>
     </w:p>
     <w:p>
@@ -3591,19 +3593,7 @@
         <w:spacing w:after="0"/>
       </w:pPr>
       <w:r>
-        <w:t>The project will quantify impact through validated rea</w:t>
-      </w:r>
-      <w:r>
-        <w:t>ch rather than speculative universality: independent architectures, domains, languages, modalities and providers; adapter burden and ontology import; replication; match/non-match discrimination; authority integrity; recovery under degradation; and C-T-I-M-</w:t>
-      </w:r>
-      <w:r>
-        <w:t>Q resource effects at an unchanged capability/safety floor. Year 1 maps controlled symbolic transfer, Year 2 removes common-design dependence, and Year 3 tests physical situatedness. Beyond M36, the validated boundary determines which continuation is scien</w:t>
-      </w:r>
-      <w:r>
-        <w:t>tifically warranted: persistent embodied cognitive architectures if physical invariance survives, or constrained human-machine, supervised, assistive, simulation or decision-support branches where it does not. Negative external results narrow the territory</w:t>
-      </w:r>
-      <w:r>
-        <w:t>; they do not erase the formal and architectural results already established.</w:t>
+        <w:t>The project will quantify impact through validated reach rather than speculative universality: independent architectures, domains, languages, modalities and providers; adapter burden and ontology import; replication; match/non-match discrimination; authority integrity; recovery under degradation; and C-T-I-M-Q resource effects at an unchanged capability/safety floor. Year 1 maps controlled symbolic transfer, Year 2 removes common-design dependence, and Year 3 tests physical situatedness. Beyond M36, the validated boundary determines which continuation is scientifically warranted: persistent embodied cognitive architectures if physical invariance survives, or constrained human-machine, supervised, assistive, simulation or decision-support branches where it does not. Negative external results narrow the territory; they do not erase the formal and architectural results already established.</w:t>
       </w:r>
     </w:p>
     <w:p>
@@ -6317,7 +6307,7 @@
     </w:p>
     <w:p>
       <w:r>
-        <w:t>MDPAR-H converts the external-validity problem into one gated chain. Submission Background comprises MDPAR v2.2.0, SCC, C0-C12 and the operational surface. Independently of EIC funding, the first human-grounded study is scientifically concluded and frozen by 15 March 2027 and therefore precedes the expected grant-preparation period. Following a positive funding decision, institutional/facility access becomes the maximum-priority implementation dependency: grant preparation is used to obtain a documented USAL controlled cross-domain/robotics route or a qualified European fallback before signature. These two conditions form the beneficiary's pre-signature feasibility gate: the human-grounded evidence must already be closed and at least one infrastructure route must be documented; if the infrastructure condition cannot be secured, the beneficiary will not sign a grant agreement whose Year-2/Year-3 commitments it cannot credibly fulfil. Year 1 then separates double-involution DEVELOPMENT (M3-M6) from held-out confirmation (post-M6) and closes with the Symbolic Domain Map plus a progression-sufficient mathematical status. Year 2 Phase A changes domain under controlled metrology and may perform bounded prospective calibration; Phase B freezes that version and tests evidence-selected independent systems. Year 3 tests only the M24-supported invariant classes under embodiment.</w:t>
+        <w:t>MDPAR-H converts the external-validity problem into one gated chain. Submission Background comprises MDPAR v2.2.0, SCC, C0-C12 and the operational surface. Independently of EIC funding, the first human-grounded study is scientifically concluded and frozen by 15 March 2027 and therefore precedes the expected grant-preparation period. Following a positive funding decision, grant preparation is used to pursue a LoI or equivalent documented access route with the preferred USAL controlled cross-domain/robotics environment or a qualified European fallback. The funded action then applies Stage-Gated Risk Management rather than treating infrastructure availability as a scientific result: Year 1 separates double-involution DEVELOPMENT (M3-M6) from held-out confirmation (post-M6) and closes with the Symbolic Domain Map plus a progression-sufficient mathematical status; MS2 determines whether and under what delimited conditions embodied preparation remains informative. Year 2 Phase A changes domain under controlled metrology and may perform bounded prospective calibration; Phase B freezes that version and tests evidence-selected independent systems. MS4/M24 then releases resource-intensive physical-robotics execution only for invariant classes satisfying their frozen Year-2 progression criterion. Year 3 tests those supported classes under embodiment.</w:t>
       </w:r>
     </w:p>
     <w:p>
@@ -6325,7 +6315,7 @@
         <w:spacing w:after="0"/>
       </w:pPr>
       <w:r>
-        <w:t>Infrastructure and independent-system cooperation therefore follow different clocks. The USAL/fallback route is a pre-signature feasibility condition, not an uncertainty deferred into the funded action: 'documented route' means written institutional/facility access sufficient to plan the controlled Year-2 bridge and later Year-3 work, not full experiment-specific readiness. M1 verifies and records the route already secured during grant preparation. Independent-system commitments are evidence-conditioned. Candidate systems may be cultivated early, but selection occurs only when the Year-1 closure and, where needed, Phase-A evidence identify the architectures that best test the surviving claims.</w:t>
+        <w:t>Infrastructure and independent-system cooperation therefore follow different evidential clocks. The USAL/fallback LoI or equivalent documented route establishes an access pathway for controlled Year-2 work and later embodied preparation; it does not certify experiment-specific robotics readiness. M1 verifies and records the status of that pathway. MS2 governs whether continued embodied preparation remains scientifically informative, while MS4/M24 governs release of facility-intensive physical execution. Independent-system commitments are separately evidence-conditioned: candidate systems may be cultivated early, but selection occurs only when the Year-1 closure and, where needed, Phase-A evidence identify the architectures that best test the surviving claims.</w:t>
       </w:r>
     </w:p>
     <w:p>
@@ -7799,6 +7789,7 @@
           <w:rFonts w:cs="Times New Roman"/>
           <w:i/>
         </w:rPr>
+        <w:lastRenderedPageBreak/>
         <w:t xml:space="preserve">P1 denotes the eligible legal entity identified in Part A. Named personnel and any additional beneficiary/associated-partner roles will be reconciled with Part A before submission. External </w:t>
       </w:r>
       <w:proofErr w:type="spellStart"/>
@@ -8215,7 +8206,6 @@
               <w:rPr>
                 <w:rFonts w:cs="Times New Roman"/>
               </w:rPr>
-              <w:lastRenderedPageBreak/>
               <w:t>WP2</w:t>
             </w:r>
           </w:p>
@@ -9720,7 +9710,7 @@
     <w:p/>
     <w:p>
       <w:r>
-        <w:t>Scientific dependency chain: submission Background -&gt; human-grounded study concluded/frozen by 15 March 2027 -&gt; positive funding decision -&gt; pre-signature USAL/fallback infrastructure gate -&gt; M1 verification of grant-start Background/readiness -&gt; M3-M6 double-involution DEVELOPMENT -&gt; M6 freeze -&gt; post-M6 held-out symbolic confirmation -&gt; M12 Symbolic Domain Map + double-involution closure -&gt; Year-2 Phase-A controlled cross-domain transfer/calibration -&gt; freeze of any revised mapping -&gt; Phase-B evidence-selected independent-system falsification -&gt; M24 Independent-System Domain Map -&gt; Year-3 embodied test -&gt; M36 Structural Invariance Atlas and TRL4 demonstrator.</w:t>
+        <w:t>Scientific dependency chain: submission Background -&gt; human-grounded study concluded/frozen by 15 March 2027 -&gt; positive funding decision -&gt; USAL/fallback LoI or equivalent access route pursued during grant preparation -&gt; M1 access-pathway verification -&gt; M3-M6 double-involution DEVELOPMENT -&gt; M6 freeze -&gt; post-M6 held-out symbolic confirmation -&gt; M12 Symbolic Domain Map + double-involution closure (MS2) -&gt; evidence-conditioned embodied preparation + Year-2 Phase-A controlled cross-domain transfer/calibration -&gt; freeze of any revised mapping -&gt; Phase-B evidence-selected independent-system falsification -&gt; M24 Independent-System Domain Map (MS4) -&gt; release of physical-robotics execution only for M24-supported classes -&gt; Year-3 embodied test -&gt; M36 Structural Invariance Atlas and TRL4 demonstrator.</w:t>
       </w:r>
     </w:p>
     <w:p>
@@ -9753,7 +9743,7 @@
         <w:spacing w:after="0"/>
       </w:pPr>
       <w:r>
-        <w:t>Objective: preserve scientific gates and readiness without premature partner closure. The pre-signature feasibility gate itself occurs before M1: the human-grounded Background must already be scientifically closed and a documented USAL or qualified fallback route must have been secured during grant preparation. T1.1 records at M1 that these entry conditions were satisfied and maintains decision/change control and risk ownership; T1.2 maintains the documented infrastructure route through the controlled Year-2 bridge and later Year-3 preparation; T1.3 maintains candidate independent systems and applies the Phase-B selection criteria only when Year-1/Phase-A evidence makes their falsification value clear; T1.4 maintains ethics, security, budget and reporting control. WP1 does not use project time to solve a missing critical infrastructure dependency and does not select confirmatory systems before the evidence gate.</w:t>
+        <w:t>Objective: preserve scientific gates and readiness without premature partner closure or premature infrastructure expenditure. T1.1 verifies at M1 the pre-project human-grounded Background and the status of the USAL/qualified-European-fallback LoI or equivalent documented access pathway initiated during grant preparation; T1.2 maintains that access pathway and applies the Stage-Gated Risk Management rules linking MS2 to continued embodied preparation and MS4/M24 to release of resource-intensive physical-robotics execution; T1.3 maintains candidate independent systems and applies the Phase-B selection criteria only when Year-1/Phase-A evidence makes their falsification value clear; T1.4 maintains ethics, security, budget and reporting control. WP1 does not select confirmatory systems before the evidence gate and does not commit facility-intensive physical experimentation before its scientific release condition.</w:t>
       </w:r>
     </w:p>
     <w:p>
@@ -9784,6 +9774,7 @@
           <w:rFonts w:cs="Times New Roman"/>
           <w:b/>
         </w:rPr>
+        <w:lastRenderedPageBreak/>
         <w:t>WP3 - Year-1 Symbolic Domain Map (M3-M12; 18 PM)</w:t>
       </w:r>
     </w:p>
@@ -9823,7 +9814,6 @@
           <w:rFonts w:cs="Times New Roman"/>
           <w:b/>
         </w:rPr>
-        <w:lastRenderedPageBreak/>
         <w:t>WP5 - Portfolio coordination and external-domain governance - RP2 (M13-M36; 8 PM)</w:t>
       </w:r>
     </w:p>
@@ -9871,7 +9861,7 @@
         <w:spacing w:after="0"/>
       </w:pPr>
       <w:r>
-        <w:t>Objective: test whether M24-supported invariant classes survive perception-action coupling and materialise the resulting boundary at TRL4. M19-M24 is preparation-only. After the M24 gate, confirmatory embodiment requires both the predefined capability/safety floor and preservation of each frozen structural/authority property under designated perturbations. The grant-start USAL/fallback route supplies institutional access; M19-M24 establishes experiment-specific safety, instrumentation and perception-action readiness.</w:t>
+        <w:t>Objective: test whether M24-supported invariant classes survive perception-action coupling and materialise the resulting boundary at TRL4. M19-M24 is preparation-only and remains proportionate to the scientific scope left open by MS2. The USAL/fallback access pathway supports simulation, protocol design and experiment-specific preparation; resource-intensive physical-robotics execution is released only after MS4/M24 identifies invariant classes meeting their frozen Year-2 progression criterion. Confirmatory embodiment then requires both the predefined capability/safety floor and preservation of each frozen structural/authority property under designated perturbations. M19-M24 establishes experiment-specific safety, instrumentation and perception-action readiness without treating facility access or task completion as scientific confirmation.</w:t>
       </w:r>
     </w:p>
     <w:p>
@@ -10182,10 +10172,7 @@
               <w:spacing w:after="0"/>
             </w:pPr>
             <w:r>
-              <w:t xml:space="preserve">Cooperation governance and external-access strategy </w:t>
-            </w:r>
-            <w:r>
-              <w:t>baseline</w:t>
+              <w:t>Cooperation governance and external-access strategy baseline</w:t>
             </w:r>
           </w:p>
         </w:tc>
@@ -10704,7 +10691,14 @@
               <w:rPr>
                 <w:rFonts w:cs="Times New Roman"/>
               </w:rPr>
-              <w:t>Plan for Dissemination and Exploitation incl. Communication</w:t>
+              <w:t xml:space="preserve">Plan for Dissemination and Exploitation incl. </w:t>
+            </w:r>
+            <w:r>
+              <w:rPr>
+                <w:rFonts w:cs="Times New Roman"/>
+              </w:rPr>
+              <w:lastRenderedPageBreak/>
+              <w:t>Communication</w:t>
             </w:r>
           </w:p>
         </w:tc>
@@ -10728,6 +10722,7 @@
               <w:rPr>
                 <w:rFonts w:cs="Times New Roman"/>
               </w:rPr>
+              <w:lastRenderedPageBreak/>
               <w:t>WP4</w:t>
             </w:r>
           </w:p>
@@ -10871,10 +10866,7 @@
           </w:tcPr>
           <w:p>
             <w:r>
-              <w:t xml:space="preserve">Year-1 </w:t>
-            </w:r>
-            <w:r>
-              <w:t>confirmatory protocol, Symbolic Domain Map support and double-involution closure record</w:t>
+              <w:t>Year-1 confirmatory protocol, Symbolic Domain Map support and double-involution closure record</w:t>
             </w:r>
           </w:p>
         </w:tc>
@@ -11876,7 +11868,6 @@
               <w:rPr>
                 <w:rFonts w:cs="Times New Roman"/>
               </w:rPr>
-              <w:lastRenderedPageBreak/>
               <w:t>D8.1</w:t>
             </w:r>
           </w:p>
@@ -12756,10 +12747,10 @@
       </w:tblPr>
       <w:tblGrid>
         <w:gridCol w:w="599"/>
-        <w:gridCol w:w="2354"/>
+        <w:gridCol w:w="2353"/>
         <w:gridCol w:w="572"/>
         <w:gridCol w:w="1553"/>
-        <w:gridCol w:w="5238"/>
+        <w:gridCol w:w="5239"/>
       </w:tblGrid>
       <w:tr>
         <w:trPr>
@@ -12930,9 +12921,8 @@
           </w:tcPr>
           <w:p>
             <w:r>
-              <w:t>Pre-signature feasibility gate verified at grant start</w:t>
-            </w:r>
-            <w:r/>
+              <w:t>Grant-start Background and access pathway verified</w:t>
+            </w:r>
           </w:p>
         </w:tc>
         <w:tc>
@@ -12985,7 +12975,10 @@
           </w:tcPr>
           <w:p>
             <w:r>
-              <w:t>M1 records that the beneficiary's pre-signature feasibility gate was satisfied: the human-grounded study was scientifically concluded/frozen by 15 March 2027 and a written USAL cooperation/access route or qualified European fallback was secured before signature for the controlled Year-2 bridge and later Year-3 simulated/physical programme. M1 is verification of a pre-existing entry condition, not a deadline for solving it.</w:t>
+              <w:t xml:space="preserve">M1 records that the human-grounded study was scientifically concluded/frozen by 15 March 2027 and verifies the status of the USAL </w:t>
+            </w:r>
+            <w:r>
+              <w:t>cooperation/access LoI or equivalent qualified-European-fallback pathway pursued during grant preparation. M1 verifies an access pathway; it does not certify experiment-specific robotics readiness.</w:t>
             </w:r>
           </w:p>
         </w:tc>
@@ -13081,10 +13074,13 @@
           </w:tcPr>
           <w:p>
             <w:r>
-              <w:t xml:space="preserve">Symbolic Domain Map plus double-involution status meeting the progression criteria: admissible realisation class, tested transformation/intertwining relation, predicted preserved </w:t>
-            </w:r>
-            <w:r>
-              <w:t>properties, explicit failure/counterexample conditions and Year-2 projection rule; positive/bounded support evaluated on held-out post-M6 evidence.</w:t>
+              <w:t>Symbolic Domain Map plus double-involution status meeting the progression criteria: admissible realisation class, tested transformation/intertwining relation, predicted preserved properties, explicit failure/counterexa</w:t>
+            </w:r>
+            <w:r>
+              <w:t>mple conditions and Year-2 projection rule; positive/bounded support evaluated on held-out post-M6 evidence. Positive, bounded or negative closure is admissible; MS2 also determines whether and under what delimited conditions continued embodied preparation</w:t>
+            </w:r>
+            <w:r>
+              <w:t xml:space="preserve"> remains scientifically informative.</w:t>
             </w:r>
           </w:p>
         </w:tc>
@@ -13180,10 +13176,7 @@
           </w:tcPr>
           <w:p>
             <w:r>
-              <w:t>Documented USAL/fallback Phase-A environment an</w:t>
-            </w:r>
-            <w:r>
-              <w:t>d fixed SCC/metrology/observability/failure-semantics rules ready for post-M12 controlled cross-domain transfer; any calibration scope restricted to mapping/interface/representation and prospectively versioned.</w:t>
+              <w:t>Documented USAL/fallback Phase-A environment and fixed SCC/metrology/observability/failure-semantics rules ready for post-M12 controlled cross-domain transfer; any calibration scope restricted to mapping/interface/representation and prospectively versioned.</w:t>
             </w:r>
           </w:p>
         </w:tc>
@@ -13207,6 +13200,7 @@
           </w:tcPr>
           <w:p>
             <w:r>
+              <w:lastRenderedPageBreak/>
               <w:t>MS4</w:t>
             </w:r>
           </w:p>
@@ -13279,7 +13273,10 @@
           </w:tcPr>
           <w:p>
             <w:r>
-              <w:t>Phase-B campaign completed on independently engineered systems selected by the declared criteria; adapter/ontology burden reported; any calibration frozen before confirmation; only properties meeting their frozen M24 criterion enter Year 3.</w:t>
+              <w:t xml:space="preserve">Phase-B campaign completed on independently engineered systems selected by the declared criteria; </w:t>
+            </w:r>
+            <w:r>
+              <w:t>adapter/ontology burden reported; any calibration frozen before confirmation. Only properties meeting their frozen M24 criterion enter Year 3, and this gate releases resource-intensive physical-robotics execution for those supported classes.</w:t>
             </w:r>
           </w:p>
         </w:tc>
@@ -13321,10 +13318,7 @@
           </w:tcPr>
           <w:p>
             <w:r>
-              <w:t>Embodied c</w:t>
-            </w:r>
-            <w:r>
-              <w:t>ampaign ready</w:t>
+              <w:t>Embodied campaign ready</w:t>
             </w:r>
           </w:p>
         </w:tc>
@@ -13378,10 +13372,10 @@
           </w:tcPr>
           <w:p>
             <w:r>
-              <w:t>Experiment-specific simulation controls, safety conditions, instrumentation and independently engineered perception-action stack ready; confirmatory embodied success requires both capability/safety floor and preservation of frozen str</w:t>
-            </w:r>
-            <w:r>
-              <w:t>uctural/authority properties.</w:t>
+              <w:t>Experiment-specific simulation controls, safety conditions, instrumentation and independently engineered perception-action stack ready for the M24-supported classes released to physical testing; confirmatory embodied success requires</w:t>
+            </w:r>
+            <w:r>
+              <w:t xml:space="preserve"> both capability/safety floor and preservation of frozen structural/authority properties.</w:t>
             </w:r>
           </w:p>
         </w:tc>
@@ -13649,13 +13643,7 @@
             <w:vAlign w:val="center"/>
           </w:tcPr>
           <w:p>
-            <w:pPr>
-              <w:spacing w:after="0"/>
-            </w:pPr>
-            <w:r>
-              <w:rPr>
-                <w:rFonts w:cs="Times New Roman"/>
-              </w:rPr>
+            <w:r>
               <w:t>IR1</w:t>
             </w:r>
           </w:p>
@@ -13674,7 +13662,10 @@
           </w:tcPr>
           <w:p>
             <w:r>
-              <w:t>No documented USAL cooperation/access route or qualified European fallback is secured during grant preparation before signature.</w:t>
+              <w:t xml:space="preserve">USAL LoI/documented access pathway is delayed or unavailable, or facility readiness lags the </w:t>
+            </w:r>
+            <w:r>
+              <w:t>evidence gates.</w:t>
             </w:r>
           </w:p>
         </w:tc>
@@ -13691,13 +13682,7 @@
             <w:vAlign w:val="center"/>
           </w:tcPr>
           <w:p>
-            <w:pPr>
-              <w:spacing w:after="0"/>
-            </w:pPr>
-            <w:r>
-              <w:rPr>
-                <w:rFonts w:cs="Times New Roman"/>
-              </w:rPr>
+            <w:r>
               <w:t>M/H</w:t>
             </w:r>
           </w:p>
@@ -13716,9 +13701,11 @@
           </w:tcPr>
           <w:p>
             <w:r>
-              <w:t>Open USAL and qualified European fallback routes immediately after a positive funding decision and pursue them in parallel as needed. A documented route is a beneficiary-imposed pre-signature feasibility condition. If USAL is unavailable, activate the qualified fallback without changing O3/O4 endpoints; if neither route can be documented before signature, do not enter a grant agreement whose Year-2/Year-3 commitments cannot credibly be executed.</w:t>
-            </w:r>
-            <w:r/>
+              <w:t>Pursue USAL and a qualified European fallback in parallel as needed following a positive funding decision, using a LoI or equivalent documented access route. Keep Year-2 controlled transfer executable through the qualified fallback. App</w:t>
+            </w:r>
+            <w:r>
+              <w:t>ly Stage-Gated Risk Management so that facility-intensive physical-robotics commitments are not made prematurely: MS2 governs continued embodied preparation and MS4/M24 releases physical execution only for scientifically supported classes.</w:t>
+            </w:r>
           </w:p>
         </w:tc>
       </w:tr>
@@ -13747,7 +13734,6 @@
               <w:rPr>
                 <w:rFonts w:cs="Times New Roman"/>
               </w:rPr>
-              <w:lastRenderedPageBreak/>
               <w:t>IR2</w:t>
             </w:r>
           </w:p>
@@ -13766,10 +13752,7 @@
           </w:tcPr>
           <w:p>
             <w:r>
-              <w:t xml:space="preserve">Year-1 closure or controlled Year-2 </w:t>
-            </w:r>
-            <w:r>
-              <w:t>transfer does not yet identify suitable independent systems, or candidate DeepRAP collaborations are scientifically mismatched.</w:t>
+              <w:t>Year-1 closure or controlled Year-2 transfer does not yet identify suitable independent systems, or candidate DeepRAP collaborations are scientifically mismatched.</w:t>
             </w:r>
           </w:p>
         </w:tc>
@@ -13811,13 +13794,7 @@
           </w:tcPr>
           <w:p>
             <w:r>
-              <w:t>Do not force premature partner closure. Use USAL/fallback for Phase-A controlled transfer and bounded prospective calibratio</w:t>
-            </w:r>
-            <w:r>
-              <w:t>n; maintain a candidate portfolio and select Phase-B systems by architectural independence, invariant relevance, observability, adapter/ontology burden and discriminative test value. A system used to construct a calibration cannot confirm that version with</w:t>
-            </w:r>
-            <w:r>
-              <w:t>out a new held-out condition.</w:t>
+              <w:t>Do not force premature partner closure. Use USAL/fallback for Phase-A controlled transfer and bounded prospective calibration; maintain a candidate portfolio and select Phase-B systems by architectural independence, invariant relevance, observability, adapter/ontology burden and discriminative test value. A system used to construct a calibration cannot confirm that version without a new held-out condition.</w:t>
             </w:r>
           </w:p>
         </w:tc>
@@ -14357,6 +14334,7 @@
               <w:rPr>
                 <w:rFonts w:cs="Times New Roman"/>
               </w:rPr>
+              <w:lastRenderedPageBreak/>
               <w:t>IR8</w:t>
             </w:r>
           </w:p>
@@ -15645,44 +15623,12 @@
           <w:rFonts w:cs="Times New Roman"/>
           <w:b/>
         </w:rPr>
-        <w:lastRenderedPageBreak/>
         <w:t>Other resource categories and cost logic</w:t>
       </w:r>
     </w:p>
     <w:p>
       <w:r>
-        <w:rPr>
-          <w:rFonts w:cs="Times New Roman"/>
-        </w:rPr>
-        <w:t>Personnel is the principal resource category. Non-personnel costs are expected to concentrate on: (</w:t>
-      </w:r>
-      <w:proofErr w:type="spellStart"/>
-      <w:r>
-        <w:rPr>
-          <w:rFonts w:cs="Times New Roman"/>
-        </w:rPr>
-        <w:t>i</w:t>
-      </w:r>
-      <w:proofErr w:type="spellEnd"/>
-      <w:r>
-        <w:rPr>
-          <w:rFonts w:cs="Times New Roman"/>
-        </w:rPr>
-        <w:t xml:space="preserve">) model/API and cloud/HPC compute required for controlled multi-provider experiments; (ii) secure storage, repositories and software/developer tooling; (iii) Year-3 robotics/laboratory/testing-facility access and, where needed, sensors or interface hardware; (iv) travel and meetings for </w:t>
-      </w:r>
-      <w:proofErr w:type="spellStart"/>
-      <w:r>
-        <w:rPr>
-          <w:rFonts w:cs="Times New Roman"/>
-        </w:rPr>
-        <w:t>DeepRAP</w:t>
-      </w:r>
-      <w:proofErr w:type="spellEnd"/>
-      <w:r>
-        <w:rPr>
-          <w:rFonts w:cs="Times New Roman"/>
-        </w:rPr>
-        <w:t xml:space="preserve"> portfolio benchmarking, interoperability, common pilots and dissemination; and (v) Open Access/publication and repository costs where not covered by institutional arrangements. All purchases will be selected for best value and directly tied to a task/deliverable. No cost-saving claim will be allowed to reduce the capability, authority or safety floor defined in Section 1.</w:t>
+        <w:t>Personnel is the principal resource category. Non-personnel costs are expected to concentrate on: (i) model/API and cloud/HPC compute required for controlled multi-provider experiments; (ii) secure storage, repositories and software/developer tooling; (iii) staged Year-3 robotics/laboratory/testing-facility access and, where needed, sensors or interface hardware; (iv) travel and meetings for DeepRAP portfolio benchmarking, interoperability, common pilots and dissemination; and (v) Open Access/publication and repository costs where not covered by institutional arrangements. Stage-Gated Risk Management governs the timing of facility-intensive commitments: MS2 determines whether continued embodied preparation remains scientifically informative, while resource-intensive physical-robotics execution is released only after the M24 Year-2 progression gate. All purchases will be selected for best value and directly tied to a task/deliverable. No cost-saving claim will be allowed to reduce the capability, authority or safety floor defined in Section 1.</w:t>
       </w:r>
     </w:p>
     <w:p>
@@ -15735,6 +15681,7 @@
           <w:rFonts w:cs="Times New Roman"/>
           <w:b/>
         </w:rPr>
+        <w:lastRenderedPageBreak/>
         <w:t>3.2 Quality of the applicant / consortium</w:t>
       </w:r>
     </w:p>
@@ -16116,10 +16063,7 @@
           </w:tcPr>
           <w:p>
             <w:r>
-              <w:t>Dedicated engineering/research role; Year 2 begins in the pre-established USAL/fallback controlled cross-domain environment. Phase-B systems are the</w:t>
-            </w:r>
-            <w:r>
-              <w:t>n selected by architectural independence, invariant relevance, native observability, adapter/ontology burden and discriminative test value; accessible independent systems remain fallback.</w:t>
+              <w:t>Dedicated engineering/research role; Year 2 begins in the pre-established USAL/fallback controlled cross-domain environment. Phase-B systems are then selected by architectural independence, invariant relevance, native observability, adapter/ontology burden and discriminative test value; accessible independent systems remain fallback.</w:t>
             </w:r>
           </w:p>
         </w:tc>
@@ -16149,7 +16093,6 @@
               <w:rPr>
                 <w:rFonts w:cs="Times New Roman"/>
               </w:rPr>
-              <w:lastRenderedPageBreak/>
               <w:t>Quantitative methodology / Open Science</w:t>
             </w:r>
           </w:p>
@@ -16272,7 +16215,6 @@
             <w:r>
               <w:t>The independently ongoing first human-grounded CONVERGENT/DIVERGENT study is scientifically concluded and frozen by 15 March 2027, irrespective of EIC funding, and enters M1 as Background. A reproducible effect prioritises corresponding Year-2 transfer conditions; a conditional effect adds its moderator/domain as a boundary variable; a precise null blocks human-effect extrapolation while leaving structural external-validity testing intact.</w:t>
             </w:r>
-            <w:r/>
           </w:p>
         </w:tc>
       </w:tr>
@@ -16301,6 +16243,7 @@
               <w:rPr>
                 <w:rFonts w:cs="Times New Roman"/>
               </w:rPr>
+              <w:lastRenderedPageBreak/>
               <w:t>Embodied AI / robotics</w:t>
             </w:r>
           </w:p>
@@ -16343,22 +16286,17 @@
           </w:tcPr>
           <w:p>
             <w:r>
-              <w:rPr>
-                <w:lang w:val="es-ES"/>
-              </w:rPr>
-              <w:t>Preferred cooperation/access route: USAL Departamento de Informática y Automática (Ciencia de la Computación e Inteligencia Artificial + Ingeniería de Sistemas y Automática), pursued immediately after a positive funding decision as part of the beneficiary's pre-signature feasibility gate; a qualified European host/facility fallback is maintained in parallel as needed. At least one documented route must exist before signature. Experiment-specific safety/readiness is verified before physical exposure.</w:t>
-            </w:r>
-            <w:r>
-              <w:rPr>
-                <w:lang w:val="es-ES"/>
-              </w:rPr>
-            </w:r>
-            <w:r>
-              <w:rPr>
-                <w:lang w:val="es-ES"/>
-              </w:rPr>
-            </w:r>
-            <w:r/>
+              <w:t>Preferred cooperation/access route: USAL Departamento de Informática y Automática (Ciencia de la Computación e Inteligencia Art</w:t>
+            </w:r>
+            <w:r>
+              <w:t>ificial + Ingeniería de Sistemas y Automática), pursued after a positive funding decision through a LoI or equivalent documented access route; a qualified European host/facility fallback is maintained in parallel as needed. Stage-Gated Risk Management limi</w:t>
+            </w:r>
+            <w:r>
+              <w:t>ts escalation: MS2 conditions continued embodied preparation, while MS4/M24 releases resource-intensive physical exposure only for invariant classes meeting their frozen Year-2 criterion. Experiment-specific safety/readiness is verified before physical exp</w:t>
+            </w:r>
+            <w:r>
+              <w:t>osure.</w:t>
+            </w:r>
           </w:p>
         </w:tc>
       </w:tr>
@@ -16488,7 +16426,7 @@
         <w:spacing w:after="0"/>
       </w:pPr>
       <w:r>
-        <w:t>Critical infrastructure and controlled cross-domain route. Tier 1 (MDPAR v2.2.0, local execution and budgeted compute/API resources) is already available. The first human-grounded study is independently ongoing and will be scientifically concluded and frozen by 15 March 2027, irrespective of the EIC funding outcome. After a positive funding decision, grant preparation becomes the maximum-priority window for obtaining a documented USAL cooperation/access route or qualified European fallback before signature. 'Documented' means written access sufficient to plan Year-2 Phase A and later Year-3 work; experiment-specific robotics readiness is verified only at the M24 gate. This is a self-imposed beneficiary feasibility condition, not an EIC eligibility rule: if neither route can be secured before signature, the beneficiary will not enter a grant agreement whose stated implementation commitments cannot credibly be fulfilled. USAL is preferred because the same institutional route can support controlled inter-domain work and later robotics/control infrastructure.</w:t>
+        <w:t>Critical infrastructure and controlled cross-domain route. Tier 1 (MDPAR v2.2.0, local execution and budgeted compute/API resources) is already available. The first human-grounded study is independently ongoing and will be scientifically concluded and frozen by 15 March 2027, irrespective of the EIC funding outcome. Following a positive funding decision, formal access to the preferred USAL controlled cross-domain/robotics environment, or to a qualified European fallback, will be pursued during grant preparation through a Letter of Intent (LoI) or equivalent documented access route. This access instrument establishes a credible pathway for Year-2 Phase A and later embodied preparation; it is not treated as experiment-specific robotics readiness or as scientific confirmation. Stage-Gated Risk Management then controls escalation: MS2 determines whether and under what delimited conditions continued embodied preparation remains informative, and MS4/M24 releases resource-intensive physical-robotics execution only for invariant classes satisfying the frozen Year-2 progression criterion. USAL is preferred because the same institutional route can support controlled inter-domain work and later robotics/control infrastructure; the European fallback preserves executability without changing O3/O4 endpoints.</w:t>
       </w:r>
     </w:p>
     <w:p>
